--- a/Sprint backlog 4.docx
+++ b/Sprint backlog 4.docx
@@ -20,6 +20,7 @@
         <w:tc>
           <w:tcPr>
             <w:tcW w:w="3020" w:type="dxa"/>
+            <w:shd w:val="clear" w:color="auto" w:fill="E7E6E6" w:themeFill="background2"/>
           </w:tcPr>
           <w:p>
             <w:r>
@@ -30,6 +31,7 @@
         <w:tc>
           <w:tcPr>
             <w:tcW w:w="3021" w:type="dxa"/>
+            <w:shd w:val="clear" w:color="auto" w:fill="E7E6E6" w:themeFill="background2"/>
           </w:tcPr>
           <w:p>
             <w:r>
@@ -40,10 +42,17 @@
         <w:tc>
           <w:tcPr>
             <w:tcW w:w="3021" w:type="dxa"/>
-          </w:tcPr>
-          <w:p>
-            <w:r>
-              <w:t>Taches</w:t>
+            <w:shd w:val="clear" w:color="auto" w:fill="E7E6E6" w:themeFill="background2"/>
+          </w:tcPr>
+          <w:p>
+            <w:r>
+              <w:t>T</w:t>
+            </w:r>
+            <w:r>
+              <w:t>â</w:t>
+            </w:r>
+            <w:r>
+              <w:t>ches</w:t>
             </w:r>
           </w:p>
         </w:tc>
@@ -57,7 +66,16 @@
             <w:tcW w:w="3020" w:type="dxa"/>
           </w:tcPr>
           <w:p>
-            <w:r>
+            <w:pPr>
+              <w:spacing w:line="360" w:lineRule="auto"/>
+              <w:rPr>
+                <w:rFonts w:asciiTheme="majorBidi" w:hAnsiTheme="majorBidi" w:cstheme="majorBidi"/>
+              </w:rPr>
+            </w:pPr>
+            <w:r>
+              <w:rPr>
+                <w:rFonts w:asciiTheme="majorBidi" w:hAnsiTheme="majorBidi" w:cstheme="majorBidi"/>
+              </w:rPr>
               <w:t>Accès aux cours en ligne</w:t>
             </w:r>
           </w:p>
@@ -68,29 +86,39 @@
           </w:tcPr>
           <w:p>
             <w:pPr>
+              <w:spacing w:line="360" w:lineRule="auto"/>
               <w:rPr>
                 <w:rStyle w:val="lev"/>
+                <w:rFonts w:asciiTheme="majorBidi" w:hAnsiTheme="majorBidi" w:cstheme="majorBidi"/>
                 <w:b w:val="0"/>
                 <w:bCs w:val="0"/>
               </w:rPr>
             </w:pPr>
             <w:r>
+              <w:rPr>
+                <w:rFonts w:asciiTheme="majorBidi" w:hAnsiTheme="majorBidi" w:cstheme="majorBidi"/>
+              </w:rPr>
               <w:t xml:space="preserve">En tant que </w:t>
             </w:r>
             <w:r>
               <w:rPr>
                 <w:rStyle w:val="lev"/>
+                <w:rFonts w:asciiTheme="majorBidi" w:hAnsiTheme="majorBidi" w:cstheme="majorBidi"/>
                 <w:b w:val="0"/>
                 <w:bCs w:val="0"/>
               </w:rPr>
               <w:t>client</w:t>
             </w:r>
             <w:r>
+              <w:rPr>
+                <w:rFonts w:asciiTheme="majorBidi" w:hAnsiTheme="majorBidi" w:cstheme="majorBidi"/>
+              </w:rPr>
               <w:t xml:space="preserve">, je veux </w:t>
             </w:r>
             <w:r>
               <w:rPr>
                 <w:rStyle w:val="lev"/>
+                <w:rFonts w:asciiTheme="majorBidi" w:hAnsiTheme="majorBidi" w:cstheme="majorBidi"/>
                 <w:b w:val="0"/>
                 <w:bCs w:val="0"/>
               </w:rPr>
@@ -99,12 +127,14 @@
             <w:r>
               <w:rPr>
                 <w:rStyle w:val="lev"/>
+                <w:rFonts w:asciiTheme="majorBidi" w:hAnsiTheme="majorBidi" w:cstheme="majorBidi"/>
               </w:rPr>
               <w:t xml:space="preserve"> </w:t>
             </w:r>
             <w:r>
               <w:rPr>
                 <w:rStyle w:val="lev"/>
+                <w:rFonts w:asciiTheme="majorBidi" w:hAnsiTheme="majorBidi" w:cstheme="majorBidi"/>
                 <w:b w:val="0"/>
                 <w:bCs w:val="0"/>
               </w:rPr>
@@ -112,72 +142,204 @@
             </w:r>
           </w:p>
           <w:p>
+            <w:pPr>
+              <w:spacing w:line="360" w:lineRule="auto"/>
+              <w:rPr>
+                <w:rFonts w:asciiTheme="majorBidi" w:hAnsiTheme="majorBidi" w:cstheme="majorBidi"/>
+              </w:rPr>
+            </w:pPr>
             <w:proofErr w:type="gramStart"/>
             <w:r>
               <w:rPr>
                 <w:rStyle w:val="lev"/>
+                <w:rFonts w:asciiTheme="majorBidi" w:hAnsiTheme="majorBidi" w:cstheme="majorBidi"/>
                 <w:b w:val="0"/>
                 <w:bCs w:val="0"/>
               </w:rPr>
-              <w:t>e</w:t>
-            </w:r>
+              <w:t>et</w:t>
+            </w:r>
+            <w:proofErr w:type="gramEnd"/>
             <w:r>
               <w:rPr>
                 <w:rStyle w:val="lev"/>
+                <w:rFonts w:asciiTheme="majorBidi" w:hAnsiTheme="majorBidi" w:cstheme="majorBidi"/>
                 <w:b w:val="0"/>
                 <w:bCs w:val="0"/>
               </w:rPr>
-              <w:t>t</w:t>
-            </w:r>
-            <w:proofErr w:type="gramEnd"/>
+              <w:t xml:space="preserve"> passer un examen</w:t>
+            </w:r>
             <w:r>
               <w:rPr>
                 <w:rStyle w:val="lev"/>
+                <w:rFonts w:asciiTheme="majorBidi" w:hAnsiTheme="majorBidi" w:cstheme="majorBidi"/>
+              </w:rPr>
+              <w:t xml:space="preserve"> </w:t>
+            </w:r>
+            <w:r>
+              <w:rPr>
+                <w:rStyle w:val="lev"/>
+                <w:rFonts w:asciiTheme="majorBidi" w:hAnsiTheme="majorBidi" w:cstheme="majorBidi"/>
                 <w:b w:val="0"/>
                 <w:bCs w:val="0"/>
               </w:rPr>
-              <w:t xml:space="preserve"> passer</w:t>
+              <w:t>certifié à la fin de chaque cours</w:t>
+            </w:r>
+            <w:r>
+              <w:rPr>
+                <w:rFonts w:asciiTheme="majorBidi" w:hAnsiTheme="majorBidi" w:cstheme="majorBidi"/>
+              </w:rPr>
+              <w:t xml:space="preserve"> afin d’apprendre les techniques de maintenance des plantes et valider mes connaissances.</w:t>
+            </w:r>
+          </w:p>
+        </w:tc>
+        <w:tc>
+          <w:tcPr>
+            <w:tcW w:w="3021" w:type="dxa"/>
+          </w:tcPr>
+          <w:p>
+            <w:pPr>
+              <w:spacing w:line="360" w:lineRule="auto"/>
+              <w:rPr>
+                <w:rFonts w:asciiTheme="majorBidi" w:hAnsiTheme="majorBidi" w:cstheme="majorBidi"/>
+              </w:rPr>
+            </w:pPr>
+            <w:r>
+              <w:rPr>
+                <w:rFonts w:asciiTheme="majorBidi" w:hAnsiTheme="majorBidi" w:cstheme="majorBidi"/>
+              </w:rPr>
+              <w:t>Implémenter l’interface des cours</w:t>
+            </w:r>
+            <w:r>
+              <w:rPr>
+                <w:rFonts w:asciiTheme="majorBidi" w:hAnsiTheme="majorBidi" w:cstheme="majorBidi"/>
+              </w:rPr>
+              <w:t xml:space="preserve"> et de leurs </w:t>
+            </w:r>
+            <w:r>
+              <w:rPr>
+                <w:rFonts w:asciiTheme="majorBidi" w:hAnsiTheme="majorBidi" w:cstheme="majorBidi"/>
+              </w:rPr>
+              <w:t>modules,</w:t>
+            </w:r>
+            <w:r>
+              <w:rPr>
+                <w:rFonts w:asciiTheme="majorBidi" w:hAnsiTheme="majorBidi" w:cstheme="majorBidi"/>
+              </w:rPr>
+              <w:t xml:space="preserve"> ainsi que </w:t>
+            </w:r>
+            <w:r>
+              <w:rPr>
+                <w:rFonts w:asciiTheme="majorBidi" w:hAnsiTheme="majorBidi" w:cstheme="majorBidi"/>
+              </w:rPr>
+              <w:t>l’examen</w:t>
+            </w:r>
+            <w:r>
+              <w:rPr>
+                <w:rFonts w:asciiTheme="majorBidi" w:hAnsiTheme="majorBidi" w:cstheme="majorBidi"/>
+              </w:rPr>
+              <w:t xml:space="preserve"> associé.</w:t>
+            </w:r>
+            <w:r>
+              <w:rPr>
+                <w:rFonts w:asciiTheme="majorBidi" w:hAnsiTheme="majorBidi" w:cstheme="majorBidi"/>
+              </w:rPr>
+              <w:t xml:space="preserve"> </w:t>
+            </w:r>
+            <w:r>
+              <w:rPr>
+                <w:rFonts w:asciiTheme="majorBidi" w:hAnsiTheme="majorBidi" w:cstheme="majorBidi"/>
+              </w:rPr>
+              <w:t>Développer la</w:t>
+            </w:r>
+            <w:r>
+              <w:rPr>
+                <w:rFonts w:asciiTheme="majorBidi" w:hAnsiTheme="majorBidi" w:cstheme="majorBidi"/>
+              </w:rPr>
+              <w:t xml:space="preserve"> fonctionnalité de passage d’examen et de correction. Implémenter la génération et la délivrance des certificats après réussite.</w:t>
+            </w:r>
+          </w:p>
+        </w:tc>
+      </w:tr>
+      <w:tr>
+        <w:tc>
+          <w:tcPr>
+            <w:tcW w:w="3020" w:type="dxa"/>
+          </w:tcPr>
+          <w:p>
+            <w:pPr>
+              <w:spacing w:line="360" w:lineRule="auto"/>
+              <w:rPr>
+                <w:rFonts w:asciiTheme="majorBidi" w:hAnsiTheme="majorBidi" w:cstheme="majorBidi"/>
+              </w:rPr>
+            </w:pPr>
+            <w:r>
+              <w:rPr>
+                <w:rFonts w:asciiTheme="majorBidi" w:hAnsiTheme="majorBidi" w:cstheme="majorBidi"/>
+              </w:rPr>
+              <w:t>Accès aux jeux éducatifs</w:t>
+            </w:r>
+          </w:p>
+        </w:tc>
+        <w:tc>
+          <w:tcPr>
+            <w:tcW w:w="3021" w:type="dxa"/>
+          </w:tcPr>
+          <w:p>
+            <w:pPr>
+              <w:spacing w:line="360" w:lineRule="auto"/>
+              <w:rPr>
+                <w:rFonts w:asciiTheme="majorBidi" w:hAnsiTheme="majorBidi" w:cstheme="majorBidi"/>
+              </w:rPr>
+            </w:pPr>
+            <w:r>
+              <w:rPr>
+                <w:rFonts w:asciiTheme="majorBidi" w:hAnsiTheme="majorBidi" w:cstheme="majorBidi"/>
+              </w:rPr>
+              <w:t>En tant qu’utilisateur (</w:t>
             </w:r>
             <w:r>
               <w:rPr>
                 <w:rStyle w:val="lev"/>
+                <w:rFonts w:asciiTheme="majorBidi" w:hAnsiTheme="majorBidi" w:cstheme="majorBidi"/>
                 <w:b w:val="0"/>
                 <w:bCs w:val="0"/>
               </w:rPr>
-              <w:t xml:space="preserve"> </w:t>
+              <w:t>client ou visiteur</w:t>
+            </w:r>
+            <w:r>
+              <w:rPr>
+                <w:rFonts w:asciiTheme="majorBidi" w:hAnsiTheme="majorBidi" w:cstheme="majorBidi"/>
+              </w:rPr>
+              <w:t>)</w:t>
+            </w:r>
+            <w:r>
+              <w:rPr>
+                <w:rFonts w:asciiTheme="majorBidi" w:hAnsiTheme="majorBidi" w:cstheme="majorBidi"/>
+                <w:b/>
+                <w:bCs/>
+              </w:rPr>
+              <w:t>,</w:t>
+            </w:r>
+            <w:r>
+              <w:rPr>
+                <w:rFonts w:asciiTheme="majorBidi" w:hAnsiTheme="majorBidi" w:cstheme="majorBidi"/>
+              </w:rPr>
+              <w:t xml:space="preserve"> je veux </w:t>
             </w:r>
             <w:r>
               <w:rPr>
                 <w:rStyle w:val="lev"/>
+                <w:rFonts w:asciiTheme="majorBidi" w:hAnsiTheme="majorBidi" w:cstheme="majorBidi"/>
                 <w:b w:val="0"/>
                 <w:bCs w:val="0"/>
               </w:rPr>
-              <w:t>un examen</w:t>
-            </w:r>
-            <w:r>
-              <w:rPr>
-                <w:rStyle w:val="lev"/>
-              </w:rPr>
-              <w:t xml:space="preserve"> </w:t>
-            </w:r>
-            <w:r>
-              <w:rPr>
-                <w:rStyle w:val="lev"/>
-                <w:b w:val="0"/>
-                <w:bCs w:val="0"/>
-              </w:rPr>
-              <w:t>cer</w:t>
-            </w:r>
-            <w:r>
-              <w:rPr>
-                <w:rStyle w:val="lev"/>
-                <w:b w:val="0"/>
-                <w:bCs w:val="0"/>
-              </w:rPr>
-              <w:t>tifié à la fin de chaque cours</w:t>
-            </w:r>
-            <w:r>
-              <w:t xml:space="preserve"> afin d’apprendre les techniques de maintenance des plantes et valider mes connaissances.</w:t>
+              <w:t>jouer à des jeux éducatifs</w:t>
+            </w:r>
+            <w:r>
+              <w:rPr>
+                <w:rFonts w:asciiTheme="majorBidi" w:hAnsiTheme="majorBidi" w:cstheme="majorBidi"/>
+              </w:rPr>
+              <w:t xml:space="preserve"> afin d’apprendre de manière interactive.</w:t>
             </w:r>
           </w:p>
         </w:tc>
@@ -186,32 +348,47 @@
             <w:tcW w:w="3021" w:type="dxa"/>
           </w:tcPr>
           <w:p>
-            <w:r>
-              <w:t>Implémenter l’interface des cours</w:t>
-            </w:r>
-            <w:r>
-              <w:t xml:space="preserve"> et de leurs </w:t>
-            </w:r>
-            <w:r>
-              <w:t>modules,</w:t>
-            </w:r>
-            <w:r>
-              <w:t xml:space="preserve"> ainsi que </w:t>
-            </w:r>
-            <w:r>
-              <w:t>l’examen</w:t>
-            </w:r>
-            <w:r>
-              <w:t xml:space="preserve"> associé.</w:t>
-            </w:r>
-            <w:r>
-              <w:t xml:space="preserve"> </w:t>
-            </w:r>
-            <w:r>
-              <w:t>Développer la</w:t>
-            </w:r>
-            <w:r>
-              <w:t xml:space="preserve"> fonctionnalité de passage d’examen et de correction. Implémenter la génération et la délivrance des certificats après réussite.</w:t>
+            <w:pPr>
+              <w:spacing w:line="360" w:lineRule="auto"/>
+              <w:rPr>
+                <w:rFonts w:asciiTheme="majorBidi" w:hAnsiTheme="majorBidi" w:cstheme="majorBidi"/>
+              </w:rPr>
+            </w:pPr>
+            <w:r>
+              <w:rPr>
+                <w:rFonts w:asciiTheme="majorBidi" w:hAnsiTheme="majorBidi" w:cstheme="majorBidi"/>
+              </w:rPr>
+              <w:t>Implémenter l’interface des jeux</w:t>
+            </w:r>
+            <w:r>
+              <w:rPr>
+                <w:rFonts w:asciiTheme="majorBidi" w:hAnsiTheme="majorBidi" w:cstheme="majorBidi"/>
+              </w:rPr>
+              <w:t xml:space="preserve"> éducatifs</w:t>
+            </w:r>
+            <w:r>
+              <w:rPr>
+                <w:rFonts w:asciiTheme="majorBidi" w:hAnsiTheme="majorBidi" w:cstheme="majorBidi"/>
+              </w:rPr>
+              <w:t xml:space="preserve"> et développer </w:t>
+            </w:r>
+            <w:r>
+              <w:rPr>
+                <w:rFonts w:asciiTheme="majorBidi" w:hAnsiTheme="majorBidi" w:cstheme="majorBidi"/>
+              </w:rPr>
+              <w:t xml:space="preserve">les </w:t>
+            </w:r>
+            <w:r>
+              <w:rPr>
+                <w:rFonts w:asciiTheme="majorBidi" w:hAnsiTheme="majorBidi" w:cstheme="majorBidi"/>
+              </w:rPr>
+              <w:t>fonctionnalités permettant leur exécution et le calcul du score</w:t>
+            </w:r>
+            <w:r>
+              <w:rPr>
+                <w:rFonts w:asciiTheme="majorBidi" w:hAnsiTheme="majorBidi" w:cstheme="majorBidi"/>
+              </w:rPr>
+              <w:t>.</w:t>
             </w:r>
           </w:p>
         </w:tc>
@@ -222,8 +399,17 @@
             <w:tcW w:w="3020" w:type="dxa"/>
           </w:tcPr>
           <w:p>
-            <w:r>
-              <w:t>Accès aux jeux éducatifs</w:t>
+            <w:pPr>
+              <w:spacing w:line="360" w:lineRule="auto"/>
+              <w:rPr>
+                <w:rFonts w:asciiTheme="majorBidi" w:hAnsiTheme="majorBidi" w:cstheme="majorBidi"/>
+              </w:rPr>
+            </w:pPr>
+            <w:r>
+              <w:rPr>
+                <w:rFonts w:asciiTheme="majorBidi" w:hAnsiTheme="majorBidi" w:cstheme="majorBidi"/>
+              </w:rPr>
+              <w:t>Soumission d’une réclamation</w:t>
             </w:r>
           </w:p>
         </w:tc>
@@ -232,43 +418,17 @@
             <w:tcW w:w="3021" w:type="dxa"/>
           </w:tcPr>
           <w:p>
-            <w:r>
-              <w:t xml:space="preserve">En tant qu’utilisateur </w:t>
-            </w:r>
-            <w:r>
-              <w:t>(</w:t>
-            </w:r>
-            <w:r>
-              <w:rPr>
-                <w:rStyle w:val="lev"/>
-                <w:b w:val="0"/>
-                <w:bCs w:val="0"/>
-              </w:rPr>
-              <w:t>client ou visiteur</w:t>
-            </w:r>
-            <w:r>
-              <w:t>)</w:t>
-            </w:r>
-            <w:r>
-              <w:rPr>
-                <w:b/>
-                <w:bCs/>
-              </w:rPr>
-              <w:t>,</w:t>
-            </w:r>
-            <w:r>
-              <w:t xml:space="preserve"> je veux </w:t>
-            </w:r>
-            <w:r>
-              <w:rPr>
-                <w:rStyle w:val="lev"/>
-                <w:b w:val="0"/>
-                <w:bCs w:val="0"/>
-              </w:rPr>
-              <w:t>jouer à des jeux éducatifs</w:t>
-            </w:r>
-            <w:r>
-              <w:t xml:space="preserve"> afin d’apprendre de manière interactive.</w:t>
+            <w:pPr>
+              <w:spacing w:line="360" w:lineRule="auto"/>
+              <w:rPr>
+                <w:rFonts w:asciiTheme="majorBidi" w:hAnsiTheme="majorBidi" w:cstheme="majorBidi"/>
+              </w:rPr>
+            </w:pPr>
+            <w:r>
+              <w:rPr>
+                <w:rFonts w:asciiTheme="majorBidi" w:hAnsiTheme="majorBidi" w:cstheme="majorBidi"/>
+              </w:rPr>
+              <w:t>En tant que client, je veux envoyer une réclamation afin de signaler un problème ou poser une question.</w:t>
             </w:r>
           </w:p>
         </w:tc>
@@ -277,22 +437,40 @@
             <w:tcW w:w="3021" w:type="dxa"/>
           </w:tcPr>
           <w:p>
-            <w:r>
-              <w:t>Implémenter l’interface des jeux</w:t>
-            </w:r>
-            <w:r>
-              <w:t xml:space="preserve"> éducatifs</w:t>
-            </w:r>
-            <w:r>
-              <w:t xml:space="preserve"> et développer </w:t>
-            </w:r>
-            <w:r>
-              <w:t xml:space="preserve">les </w:t>
-            </w:r>
-            <w:r>
-              <w:t>fonctionnalités permettant leur exécution et le calcul du score</w:t>
-            </w:r>
-            <w:r>
+            <w:pPr>
+              <w:spacing w:line="360" w:lineRule="auto"/>
+              <w:rPr>
+                <w:rFonts w:asciiTheme="majorBidi" w:hAnsiTheme="majorBidi" w:cstheme="majorBidi"/>
+              </w:rPr>
+            </w:pPr>
+            <w:r>
+              <w:rPr>
+                <w:rFonts w:asciiTheme="majorBidi" w:hAnsiTheme="majorBidi" w:cstheme="majorBidi"/>
+              </w:rPr>
+              <w:t xml:space="preserve">Implémenter l’interface de création des réclamations et développer la </w:t>
+            </w:r>
+            <w:r>
+              <w:rPr>
+                <w:rFonts w:asciiTheme="majorBidi" w:hAnsiTheme="majorBidi" w:cstheme="majorBidi"/>
+              </w:rPr>
+              <w:t xml:space="preserve">fonctionnalité </w:t>
+            </w:r>
+            <w:r>
+              <w:rPr>
+                <w:rFonts w:asciiTheme="majorBidi" w:hAnsiTheme="majorBidi" w:cstheme="majorBidi"/>
+              </w:rPr>
+              <w:t xml:space="preserve">  permet</w:t>
+            </w:r>
+            <w:r>
+              <w:rPr>
+                <w:rFonts w:asciiTheme="majorBidi" w:hAnsiTheme="majorBidi" w:cstheme="majorBidi"/>
+              </w:rPr>
+              <w:t>tant leur envoi et leur enregistrement</w:t>
+            </w:r>
+            <w:r>
+              <w:rPr>
+                <w:rFonts w:asciiTheme="majorBidi" w:hAnsiTheme="majorBidi" w:cstheme="majorBidi"/>
+              </w:rPr>
               <w:t>.</w:t>
             </w:r>
           </w:p>
@@ -304,8 +482,17 @@
             <w:tcW w:w="3020" w:type="dxa"/>
           </w:tcPr>
           <w:p>
-            <w:r>
-              <w:t>Soumission d’une réclamation</w:t>
+            <w:pPr>
+              <w:spacing w:line="360" w:lineRule="auto"/>
+              <w:rPr>
+                <w:rFonts w:asciiTheme="majorBidi" w:hAnsiTheme="majorBidi" w:cstheme="majorBidi"/>
+              </w:rPr>
+            </w:pPr>
+            <w:r>
+              <w:rPr>
+                <w:rFonts w:asciiTheme="majorBidi" w:hAnsiTheme="majorBidi" w:cstheme="majorBidi"/>
+              </w:rPr>
+              <w:t>Réception d’une réponse à une réclamation</w:t>
             </w:r>
           </w:p>
         </w:tc>
@@ -314,8 +501,39 @@
             <w:tcW w:w="3021" w:type="dxa"/>
           </w:tcPr>
           <w:p>
-            <w:r>
-              <w:t>En tant que client, je veux envoyer une réclamation afin de signaler un problème ou poser une question.</w:t>
+            <w:pPr>
+              <w:spacing w:line="360" w:lineRule="auto"/>
+              <w:rPr>
+                <w:rFonts w:asciiTheme="majorBidi" w:hAnsiTheme="majorBidi" w:cstheme="majorBidi"/>
+              </w:rPr>
+            </w:pPr>
+            <w:r>
+              <w:rPr>
+                <w:rFonts w:asciiTheme="majorBidi" w:hAnsiTheme="majorBidi" w:cstheme="majorBidi"/>
+              </w:rPr>
+              <w:t>En tant que client, je veux recevoir la réponse à la</w:t>
+            </w:r>
+          </w:p>
+          <w:p>
+            <w:pPr>
+              <w:spacing w:line="360" w:lineRule="auto"/>
+              <w:rPr>
+                <w:rFonts w:asciiTheme="majorBidi" w:hAnsiTheme="majorBidi" w:cstheme="majorBidi"/>
+              </w:rPr>
+            </w:pPr>
+            <w:proofErr w:type="gramStart"/>
+            <w:r>
+              <w:rPr>
+                <w:rFonts w:asciiTheme="majorBidi" w:hAnsiTheme="majorBidi" w:cstheme="majorBidi"/>
+              </w:rPr>
+              <w:t>réclamation</w:t>
+            </w:r>
+            <w:proofErr w:type="gramEnd"/>
+            <w:r>
+              <w:rPr>
+                <w:rFonts w:asciiTheme="majorBidi" w:hAnsiTheme="majorBidi" w:cstheme="majorBidi"/>
+              </w:rPr>
+              <w:t xml:space="preserve"> envoyée afin de suivre son traitement.</w:t>
             </w:r>
           </w:p>
         </w:tc>
@@ -324,19 +542,28 @@
             <w:tcW w:w="3021" w:type="dxa"/>
           </w:tcPr>
           <w:p>
-            <w:r>
-              <w:t xml:space="preserve">Implémenter l’interface de création des réclamations et développer la </w:t>
-            </w:r>
-            <w:r>
-              <w:t xml:space="preserve">fonctionnalité </w:t>
-            </w:r>
-            <w:r>
-              <w:t xml:space="preserve">  permet</w:t>
-            </w:r>
-            <w:r>
-              <w:t>tant leur envoi et leur enregistrement</w:t>
-            </w:r>
-            <w:r>
+            <w:pPr>
+              <w:spacing w:line="360" w:lineRule="auto"/>
+              <w:rPr>
+                <w:rFonts w:asciiTheme="majorBidi" w:hAnsiTheme="majorBidi" w:cstheme="majorBidi"/>
+              </w:rPr>
+            </w:pPr>
+            <w:r>
+              <w:rPr>
+                <w:rFonts w:asciiTheme="majorBidi" w:hAnsiTheme="majorBidi" w:cstheme="majorBidi"/>
+              </w:rPr>
+              <w:t>Implémenter l’interface d</w:t>
+            </w:r>
+            <w:r>
+              <w:rPr>
+                <w:rFonts w:asciiTheme="majorBidi" w:hAnsiTheme="majorBidi" w:cstheme="majorBidi"/>
+              </w:rPr>
+              <w:t>’affichage des réclamations et développer la fonctionnalité permettant de consulter les réponses de l’administrateur</w:t>
+            </w:r>
+            <w:r>
+              <w:rPr>
+                <w:rFonts w:asciiTheme="majorBidi" w:hAnsiTheme="majorBidi" w:cstheme="majorBidi"/>
+              </w:rPr>
               <w:t>.</w:t>
             </w:r>
           </w:p>
@@ -348,8 +575,17 @@
             <w:tcW w:w="3020" w:type="dxa"/>
           </w:tcPr>
           <w:p>
-            <w:r>
-              <w:t>Réception d’une réponse à une réclamation</w:t>
+            <w:pPr>
+              <w:spacing w:line="360" w:lineRule="auto"/>
+              <w:rPr>
+                <w:rFonts w:asciiTheme="majorBidi" w:hAnsiTheme="majorBidi" w:cstheme="majorBidi"/>
+              </w:rPr>
+            </w:pPr>
+            <w:r>
+              <w:rPr>
+                <w:rFonts w:asciiTheme="majorBidi" w:hAnsiTheme="majorBidi" w:cstheme="majorBidi"/>
+              </w:rPr>
+              <w:t>Gestion des réclamations</w:t>
             </w:r>
           </w:p>
         </w:tc>
@@ -358,18 +594,17 @@
             <w:tcW w:w="3021" w:type="dxa"/>
           </w:tcPr>
           <w:p>
-            <w:r>
-              <w:t>En tant que client, je veux recevoir la réponse à la</w:t>
-            </w:r>
-          </w:p>
-          <w:p>
-            <w:proofErr w:type="gramStart"/>
-            <w:r>
-              <w:t>réclamation</w:t>
-            </w:r>
-            <w:proofErr w:type="gramEnd"/>
-            <w:r>
-              <w:t xml:space="preserve"> envoyée afin de suivre son traitement.</w:t>
+            <w:pPr>
+              <w:spacing w:line="360" w:lineRule="auto"/>
+              <w:rPr>
+                <w:rFonts w:asciiTheme="majorBidi" w:hAnsiTheme="majorBidi" w:cstheme="majorBidi"/>
+              </w:rPr>
+            </w:pPr>
+            <w:r>
+              <w:rPr>
+                <w:rFonts w:asciiTheme="majorBidi" w:hAnsiTheme="majorBidi" w:cstheme="majorBidi"/>
+              </w:rPr>
+              <w:t>En tant qu’administrateur, je veux consulter et répondre aux réclamations afin d’assurer le suivi et la satisfaction des clients.</w:t>
             </w:r>
           </w:p>
         </w:tc>
@@ -378,69 +613,64 @@
             <w:tcW w:w="3021" w:type="dxa"/>
           </w:tcPr>
           <w:p>
-            <w:r>
-              <w:t>Implémenter l’interface d</w:t>
-            </w:r>
-            <w:r>
-              <w:t>’affichage des réclamations et développer la fonctionnalité permettant de consulter les réponses de l’administrateur</w:t>
-            </w:r>
-            <w:r>
-              <w:t xml:space="preserve">.  </w:t>
-            </w:r>
-          </w:p>
-        </w:tc>
-      </w:tr>
-      <w:tr>
-        <w:tc>
-          <w:tcPr>
-            <w:tcW w:w="3020" w:type="dxa"/>
-          </w:tcPr>
-          <w:p>
-            <w:r>
-              <w:t>Gestion des réclamations</w:t>
-            </w:r>
-          </w:p>
-        </w:tc>
-        <w:tc>
-          <w:tcPr>
-            <w:tcW w:w="3021" w:type="dxa"/>
-          </w:tcPr>
-          <w:p>
-            <w:r>
-              <w:t>En tant qu’administrateur, je veux consulter et répondre aux réclamations afin d’assurer le suivi et la satisfaction des clients.</w:t>
-            </w:r>
-          </w:p>
-        </w:tc>
-        <w:tc>
-          <w:tcPr>
-            <w:tcW w:w="3021" w:type="dxa"/>
-          </w:tcPr>
-          <w:p>
-            <w:r>
+            <w:pPr>
+              <w:spacing w:line="360" w:lineRule="auto"/>
+              <w:rPr>
+                <w:rFonts w:asciiTheme="majorBidi" w:hAnsiTheme="majorBidi" w:cstheme="majorBidi"/>
+              </w:rPr>
+            </w:pPr>
+            <w:r>
+              <w:rPr>
+                <w:rFonts w:asciiTheme="majorBidi" w:hAnsiTheme="majorBidi" w:cstheme="majorBidi"/>
+              </w:rPr>
               <w:t xml:space="preserve">Implémenter l’interface de gestion des </w:t>
             </w:r>
             <w:r>
+              <w:rPr>
+                <w:rFonts w:asciiTheme="majorBidi" w:hAnsiTheme="majorBidi" w:cstheme="majorBidi"/>
+              </w:rPr>
               <w:t xml:space="preserve">réclamations </w:t>
             </w:r>
             <w:r>
+              <w:rPr>
+                <w:rFonts w:asciiTheme="majorBidi" w:hAnsiTheme="majorBidi" w:cstheme="majorBidi"/>
+              </w:rPr>
               <w:t xml:space="preserve">et développer les </w:t>
             </w:r>
             <w:r>
+              <w:rPr>
+                <w:rFonts w:asciiTheme="majorBidi" w:hAnsiTheme="majorBidi" w:cstheme="majorBidi"/>
+              </w:rPr>
               <w:t>fonctionnalités</w:t>
             </w:r>
             <w:r>
+              <w:rPr>
+                <w:rFonts w:asciiTheme="majorBidi" w:hAnsiTheme="majorBidi" w:cstheme="majorBidi"/>
+              </w:rPr>
               <w:t xml:space="preserve"> </w:t>
             </w:r>
             <w:r>
+              <w:rPr>
+                <w:rFonts w:asciiTheme="majorBidi" w:hAnsiTheme="majorBidi" w:cstheme="majorBidi"/>
+              </w:rPr>
               <w:t>permettant</w:t>
             </w:r>
             <w:r>
+              <w:rPr>
+                <w:rFonts w:asciiTheme="majorBidi" w:hAnsiTheme="majorBidi" w:cstheme="majorBidi"/>
+              </w:rPr>
               <w:t xml:space="preserve"> de consulter</w:t>
             </w:r>
             <w:r>
+              <w:rPr>
+                <w:rFonts w:asciiTheme="majorBidi" w:hAnsiTheme="majorBidi" w:cstheme="majorBidi"/>
+              </w:rPr>
               <w:t>, traiter</w:t>
             </w:r>
             <w:r>
+              <w:rPr>
+                <w:rFonts w:asciiTheme="majorBidi" w:hAnsiTheme="majorBidi" w:cstheme="majorBidi"/>
+              </w:rPr>
               <w:t xml:space="preserve"> et répondre aux réclamations envoyées.</w:t>
             </w:r>
           </w:p>
